--- a/TwigaPlan.docx
+++ b/TwigaPlan.docx
@@ -22,7 +22,29 @@
           <w:sz w:val="36"/>
           <w:szCs w:val="36"/>
         </w:rPr>
-        <w:t xml:space="preserve"> TwigaPlan – Comprehensive Frontend Project Report</w:t>
+        <w:t xml:space="preserve"> </w:t>
+      </w:r>
+      <w:proofErr w:type="spellStart"/>
+      <w:r>
+        <w:rPr>
+          <w:rFonts w:ascii="Times New Roman" w:eastAsia="Times New Roman" w:hAnsi="Times New Roman" w:cs="Times New Roman"/>
+          <w:b/>
+          <w:bCs/>
+          <w:sz w:val="36"/>
+          <w:szCs w:val="36"/>
+        </w:rPr>
+        <w:t>TwigaPlan</w:t>
+      </w:r>
+      <w:proofErr w:type="spellEnd"/>
+      <w:r>
+        <w:rPr>
+          <w:rFonts w:ascii="Times New Roman" w:eastAsia="Times New Roman" w:hAnsi="Times New Roman" w:cs="Times New Roman"/>
+          <w:b/>
+          <w:bCs/>
+          <w:sz w:val="36"/>
+          <w:szCs w:val="36"/>
+        </w:rPr>
+        <w:t xml:space="preserve"> – Comprehensive Frontend Project Report</w:t>
       </w:r>
     </w:p>
     <w:p>
@@ -64,15 +86,27 @@
           <w:szCs w:val="24"/>
         </w:rPr>
       </w:pPr>
-      <w:r>
-        <w:rPr>
-          <w:rFonts w:ascii="Times New Roman" w:eastAsia="Times New Roman" w:hAnsi="Times New Roman" w:cs="Times New Roman"/>
-          <w:b/>
-          <w:bCs/>
-          <w:sz w:val="24"/>
-          <w:szCs w:val="24"/>
-        </w:rPr>
-        <w:t>TwigaPlan – Group Saving &amp; Planning Web App</w:t>
+      <w:proofErr w:type="spellStart"/>
+      <w:r>
+        <w:rPr>
+          <w:rFonts w:ascii="Times New Roman" w:eastAsia="Times New Roman" w:hAnsi="Times New Roman" w:cs="Times New Roman"/>
+          <w:b/>
+          <w:bCs/>
+          <w:sz w:val="24"/>
+          <w:szCs w:val="24"/>
+        </w:rPr>
+        <w:t>TwigaPlan</w:t>
+      </w:r>
+      <w:proofErr w:type="spellEnd"/>
+      <w:r>
+        <w:rPr>
+          <w:rFonts w:ascii="Times New Roman" w:eastAsia="Times New Roman" w:hAnsi="Times New Roman" w:cs="Times New Roman"/>
+          <w:b/>
+          <w:bCs/>
+          <w:sz w:val="24"/>
+          <w:szCs w:val="24"/>
+        </w:rPr>
+        <w:t xml:space="preserve"> – Group Saving &amp; Planning Web App</w:t>
       </w:r>
     </w:p>
     <w:p>
@@ -780,7 +814,25 @@
           <w:sz w:val="24"/>
           <w:szCs w:val="24"/>
         </w:rPr>
-        <w:t xml:space="preserve"> Google Fonts (Poppins, Nunito)</w:t>
+        <w:t xml:space="preserve"> Google Fonts (Poppins, </w:t>
+      </w:r>
+      <w:proofErr w:type="spellStart"/>
+      <w:r>
+        <w:rPr>
+          <w:rFonts w:ascii="Times New Roman" w:eastAsia="Times New Roman" w:hAnsi="Times New Roman" w:cs="Times New Roman"/>
+          <w:sz w:val="24"/>
+          <w:szCs w:val="24"/>
+        </w:rPr>
+        <w:t>Nunito</w:t>
+      </w:r>
+      <w:proofErr w:type="spellEnd"/>
+      <w:r>
+        <w:rPr>
+          <w:rFonts w:ascii="Times New Roman" w:eastAsia="Times New Roman" w:hAnsi="Times New Roman" w:cs="Times New Roman"/>
+          <w:sz w:val="24"/>
+          <w:szCs w:val="24"/>
+        </w:rPr>
+        <w:t>)</w:t>
       </w:r>
     </w:p>
     <w:p>
@@ -876,7 +928,25 @@
           <w:sz w:val="24"/>
           <w:szCs w:val="24"/>
         </w:rPr>
-        <w:t xml:space="preserve"> Vercel (</w:t>
+        <w:t xml:space="preserve"> </w:t>
+      </w:r>
+      <w:proofErr w:type="spellStart"/>
+      <w:r>
+        <w:rPr>
+          <w:rFonts w:ascii="Times New Roman" w:eastAsia="Times New Roman" w:hAnsi="Times New Roman" w:cs="Times New Roman"/>
+          <w:sz w:val="24"/>
+          <w:szCs w:val="24"/>
+        </w:rPr>
+        <w:t>Vercel</w:t>
+      </w:r>
+      <w:proofErr w:type="spellEnd"/>
+      <w:r>
+        <w:rPr>
+          <w:rFonts w:ascii="Times New Roman" w:eastAsia="Times New Roman" w:hAnsi="Times New Roman" w:cs="Times New Roman"/>
+          <w:sz w:val="24"/>
+          <w:szCs w:val="24"/>
+        </w:rPr>
+        <w:t xml:space="preserve"> (</w:t>
       </w:r>
       <w:hyperlink r:id="rId5" w:history="1">
         <w:r>
@@ -1432,6 +1502,7 @@
         </w:rPr>
         <w:t xml:space="preserve">Social feed section (simulated posts via </w:t>
       </w:r>
+      <w:proofErr w:type="spellStart"/>
       <w:r>
         <w:rPr>
           <w:rFonts w:ascii="Courier New" w:eastAsia="Times New Roman" w:hAnsi="Courier New" w:cs="Courier New"/>
@@ -1440,6 +1511,7 @@
         </w:rPr>
         <w:t>posts.json</w:t>
       </w:r>
+      <w:proofErr w:type="spellEnd"/>
       <w:r>
         <w:rPr>
           <w:rFonts w:ascii="Times New Roman" w:eastAsia="Times New Roman" w:hAnsi="Times New Roman" w:cs="Times New Roman"/>
@@ -1983,6 +2055,7 @@
         </w:rPr>
         <w:t xml:space="preserve">The site was deployed on </w:t>
       </w:r>
+      <w:proofErr w:type="spellStart"/>
       <w:r>
         <w:rPr>
           <w:rFonts w:ascii="Times New Roman" w:eastAsia="Times New Roman" w:hAnsi="Times New Roman" w:cs="Times New Roman"/>
@@ -1993,6 +2066,7 @@
         </w:rPr>
         <w:t>Vercel</w:t>
       </w:r>
+      <w:proofErr w:type="spellEnd"/>
       <w:r>
         <w:rPr>
           <w:rFonts w:ascii="Times New Roman" w:eastAsia="Times New Roman" w:hAnsi="Times New Roman" w:cs="Times New Roman"/>
@@ -2106,13 +2180,23 @@
           <w:szCs w:val="24"/>
         </w:rPr>
       </w:pPr>
-      <w:r>
-        <w:rPr>
-          <w:rFonts w:ascii="Times New Roman" w:eastAsia="Times New Roman" w:hAnsi="Times New Roman" w:cs="Times New Roman"/>
-          <w:sz w:val="24"/>
-          <w:szCs w:val="24"/>
-        </w:rPr>
-        <w:t>TwigaPlan demonstrates how web technologies can be applied to address real-world problems in community finance and collaboration. By using Adobe XD for planning and web tools for implementation, the project shows how even a student-level frontend solution can have real impact if scaled.</w:t>
+      <w:proofErr w:type="spellStart"/>
+      <w:r>
+        <w:rPr>
+          <w:rFonts w:ascii="Times New Roman" w:eastAsia="Times New Roman" w:hAnsi="Times New Roman" w:cs="Times New Roman"/>
+          <w:sz w:val="24"/>
+          <w:szCs w:val="24"/>
+        </w:rPr>
+        <w:t>TwigaPlan</w:t>
+      </w:r>
+      <w:proofErr w:type="spellEnd"/>
+      <w:r>
+        <w:rPr>
+          <w:rFonts w:ascii="Times New Roman" w:eastAsia="Times New Roman" w:hAnsi="Times New Roman" w:cs="Times New Roman"/>
+          <w:sz w:val="24"/>
+          <w:szCs w:val="24"/>
+        </w:rPr>
+        <w:t xml:space="preserve"> demonstrates how web technologies can be applied to address real-world problems in community finance and collaboration. By using Adobe XD for planning and web tools for implementation, the project shows how even a student-level frontend solution can have real impact if scaled.</w:t>
       </w:r>
     </w:p>
     <w:p>
@@ -2177,7 +2261,25 @@
           <w:sz w:val="24"/>
           <w:szCs w:val="24"/>
         </w:rPr>
-        <w:t>Add backend (e.g., Firebase or FastAPI) for data storage</w:t>
+        <w:t xml:space="preserve">Add backend (e.g., Firebase or </w:t>
+      </w:r>
+      <w:proofErr w:type="spellStart"/>
+      <w:r>
+        <w:rPr>
+          <w:rFonts w:ascii="Times New Roman" w:eastAsia="Times New Roman" w:hAnsi="Times New Roman" w:cs="Times New Roman"/>
+          <w:sz w:val="24"/>
+          <w:szCs w:val="24"/>
+        </w:rPr>
+        <w:t>FastAPI</w:t>
+      </w:r>
+      <w:proofErr w:type="spellEnd"/>
+      <w:r>
+        <w:rPr>
+          <w:rFonts w:ascii="Times New Roman" w:eastAsia="Times New Roman" w:hAnsi="Times New Roman" w:cs="Times New Roman"/>
+          <w:sz w:val="24"/>
+          <w:szCs w:val="24"/>
+        </w:rPr>
+        <w:t>) for data storage</w:t>
       </w:r>
     </w:p>
     <w:p>

--- a/TwigaPlan.docx
+++ b/TwigaPlan.docx
@@ -968,6 +968,61 @@
         </w:rPr>
         <w:t>)</w:t>
       </w:r>
+    </w:p>
+    <w:p>
+      <w:pPr>
+        <w:numPr>
+          <w:ilvl w:val="0"/>
+          <w:numId w:val="4"/>
+        </w:numPr>
+        <w:spacing w:before="100" w:beforeAutospacing="1" w:after="100" w:afterAutospacing="1" w:line="240" w:lineRule="auto"/>
+        <w:rPr>
+          <w:rFonts w:ascii="Times New Roman" w:eastAsia="Times New Roman" w:hAnsi="Times New Roman" w:cs="Times New Roman"/>
+          <w:sz w:val="24"/>
+          <w:szCs w:val="24"/>
+        </w:rPr>
+      </w:pPr>
+      <w:proofErr w:type="spellStart"/>
+      <w:r>
+        <w:rPr>
+          <w:rFonts w:ascii="Times New Roman" w:eastAsia="Times New Roman" w:hAnsi="Times New Roman" w:cs="Times New Roman"/>
+          <w:b/>
+          <w:bCs/>
+          <w:sz w:val="24"/>
+          <w:szCs w:val="24"/>
+        </w:rPr>
+        <w:t>Github</w:t>
+      </w:r>
+      <w:proofErr w:type="spellEnd"/>
+      <w:r>
+        <w:rPr>
+          <w:rFonts w:ascii="Times New Roman" w:eastAsia="Times New Roman" w:hAnsi="Times New Roman" w:cs="Times New Roman"/>
+          <w:b/>
+          <w:bCs/>
+          <w:sz w:val="24"/>
+          <w:szCs w:val="24"/>
+        </w:rPr>
+        <w:t xml:space="preserve"> Link:</w:t>
+      </w:r>
+      <w:r>
+        <w:rPr>
+          <w:rFonts w:ascii="Times New Roman" w:eastAsia="Times New Roman" w:hAnsi="Times New Roman" w:cs="Times New Roman"/>
+          <w:sz w:val="24"/>
+          <w:szCs w:val="24"/>
+        </w:rPr>
+        <w:t xml:space="preserve"> </w:t>
+      </w:r>
+      <w:hyperlink r:id="rId6" w:history="1">
+        <w:r>
+          <w:rPr>
+            <w:rStyle w:val="Hyperlink"/>
+            <w:rFonts w:ascii="Times New Roman" w:eastAsia="Times New Roman" w:hAnsi="Times New Roman" w:cs="Times New Roman"/>
+            <w:sz w:val="24"/>
+            <w:szCs w:val="24"/>
+          </w:rPr>
+          <w:t>https://github.com/ishimwe-aline/twiga_plan</w:t>
+        </w:r>
+      </w:hyperlink>
     </w:p>
     <w:p>
       <w:pPr>
@@ -1205,7 +1260,7 @@
                     </pic:cNvPicPr>
                   </pic:nvPicPr>
                   <pic:blipFill>
-                    <a:blip r:embed="rId6" cstate="print">
+                    <a:blip r:embed="rId7" cstate="print">
                       <a:extLst>
                         <a:ext uri="{28A0092B-C50C-407E-A947-70E740481C1C}">
                           <a14:useLocalDpi xmlns:a14="http://schemas.microsoft.com/office/drawing/2010/main" val="0"/>
@@ -1275,7 +1330,7 @@
                     </pic:cNvPicPr>
                   </pic:nvPicPr>
                   <pic:blipFill>
-                    <a:blip r:embed="rId7" cstate="print">
+                    <a:blip r:embed="rId8" cstate="print">
                       <a:extLst>
                         <a:ext uri="{28A0092B-C50C-407E-A947-70E740481C1C}">
                           <a14:useLocalDpi xmlns:a14="http://schemas.microsoft.com/office/drawing/2010/main" val="0"/>
@@ -1356,7 +1411,6 @@
           <w:sz w:val="27"/>
           <w:szCs w:val="27"/>
         </w:rPr>
-        <w:lastRenderedPageBreak/>
         <w:t>7. Pages Developed and Their Functionality</w:t>
       </w:r>
     </w:p>
@@ -2115,7 +2169,7 @@
         </w:rPr>
         <w:t xml:space="preserve"> </w:t>
       </w:r>
-      <w:hyperlink r:id="rId8" w:history="1">
+      <w:hyperlink r:id="rId9" w:history="1">
         <w:r>
           <w:rPr>
             <w:rFonts w:ascii="Times New Roman" w:eastAsia="Times New Roman" w:hAnsi="Times New Roman" w:cs="Times New Roman"/>
@@ -4657,7 +4711,6 @@
     <w:name w:val="Hyperlink"/>
     <w:basedOn w:val="DefaultParagraphFont"/>
     <w:uiPriority w:val="99"/>
-    <w:semiHidden/>
     <w:unhideWhenUsed/>
     <w:rsid w:val="003701BE"/>
     <w:rPr>
@@ -4687,6 +4740,18 @@
       <w:rFonts w:ascii="Courier New" w:eastAsia="Times New Roman" w:hAnsi="Courier New" w:cs="Courier New"/>
       <w:sz w:val="20"/>
       <w:szCs w:val="20"/>
+    </w:rPr>
+  </w:style>
+  <w:style w:type="character" w:styleId="UnresolvedMention">
+    <w:name w:val="Unresolved Mention"/>
+    <w:basedOn w:val="DefaultParagraphFont"/>
+    <w:uiPriority w:val="99"/>
+    <w:semiHidden/>
+    <w:unhideWhenUsed/>
+    <w:rsid w:val="00857171"/>
+    <w:rPr>
+      <w:color w:val="605E5C"/>
+      <w:shd w:val="clear" w:color="auto" w:fill="E1DFDD"/>
     </w:rPr>
   </w:style>
 </w:styles>
